--- a/docs/factsheets/f-correlation.docx
+++ b/docs/factsheets/f-correlation.docx
@@ -34,7 +34,7 @@
         <w:t xml:space="preserve">An introduction to Correlation.</w:t>
       </w:r>
     </w:p>
-    <w:bookmarkStart w:id="38" w:name="what-is-correlation"/>
+    <w:bookmarkStart w:id="27" w:name="what-is-correlation"/>
     <w:p>
       <w:pPr>
         <w:pStyle w:val="Heading1"/>
@@ -76,7 +76,7 @@
         <w:t xml:space="preserve">).</w:t>
       </w:r>
     </w:p>
-    <w:bookmarkStart w:id="37" w:name="mathematical-definition-of-correlation"/>
+    <w:bookmarkStart w:id="26" w:name="mathematical-definition-of-correlation"/>
     <w:p>
       <w:pPr>
         <w:pStyle w:val="Heading2"/>
@@ -175,18 +175,18 @@
                 <wp:inline>
                   <wp:extent cx="152400" cy="152400"/>
                   <wp:effectExtent b="0" l="0" r="0" t="0"/>
-                  <wp:docPr descr="" title="" id="21" name="Picture"/>
+                  <wp:docPr descr="" title="" id="10" name="Picture"/>
                   <a:graphic>
                     <a:graphicData uri="http://schemas.openxmlformats.org/drawingml/2006/picture">
                       <pic:pic>
                         <pic:nvPicPr>
-                          <pic:cNvPr descr="/Applications/quarto/share/formats/docx/note.png" id="22" name="Picture"/>
+                          <pic:cNvPr descr="/Applications/quarto/share/formats/docx/note.png" id="11" name="Picture"/>
                           <pic:cNvPicPr>
                             <a:picLocks noChangeArrowheads="1" noChangeAspect="1"/>
                           </pic:cNvPicPr>
                         </pic:nvPicPr>
                         <pic:blipFill>
-                          <a:blip r:embed="rId20"/>
+                          <a:blip r:embed="rId9"/>
                           <a:stretch>
                             <a:fillRect/>
                           </a:stretch>
@@ -292,28 +292,30 @@
                 <m:r>
                   <m:t>v</m:t>
                 </m:r>
-                <m:d>
-                  <m:dPr>
-                    <m:begChr m:val="("/>
-                    <m:sepChr m:val=""/>
-                    <m:endChr m:val=")"/>
-                    <m:grow/>
-                  </m:dPr>
-                  <m:e>
-                    <m:r>
-                      <m:t>X</m:t>
-                    </m:r>
-                    <m:r>
-                      <m:rPr>
-                        <m:sty m:val="p"/>
-                      </m:rPr>
-                      <m:t>,</m:t>
-                    </m:r>
-                    <m:r>
-                      <m:t>Y</m:t>
-                    </m:r>
-                  </m:e>
-                </m:d>
+                <m:r>
+                  <m:rPr>
+                    <m:sty m:val="p"/>
+                  </m:rPr>
+                  <m:t>(</m:t>
+                </m:r>
+                <m:r>
+                  <m:t>X</m:t>
+                </m:r>
+                <m:r>
+                  <m:rPr>
+                    <m:sty m:val="p"/>
+                  </m:rPr>
+                  <m:t>,</m:t>
+                </m:r>
+                <m:r>
+                  <m:t>Y</m:t>
+                </m:r>
+                <m:r>
+                  <m:rPr>
+                    <m:sty m:val="p"/>
+                  </m:rPr>
+                  <m:t>)</m:t>
+                </m:r>
                 <m:r>
                   <m:rPr>
                     <m:sty m:val="p"/>
@@ -322,83 +324,89 @@
                 </m:r>
                 <m:r>
                   <m:rPr>
+                    <m:scr m:val="double-struck"/>
                     <m:sty m:val="p"/>
-                    <m:scr m:val="double-struck"/>
                   </m:rPr>
                   <m:t>E</m:t>
                 </m:r>
-                <m:d>
-                  <m:dPr>
-                    <m:begChr m:val="("/>
-                    <m:sepChr m:val=""/>
-                    <m:endChr m:val=")"/>
-                    <m:grow/>
-                  </m:dPr>
+                <m:r>
+                  <m:rPr>
+                    <m:sty m:val="p"/>
+                  </m:rPr>
+                  <m:t>(</m:t>
+                </m:r>
+                <m:r>
+                  <m:rPr>
+                    <m:sty m:val="p"/>
+                  </m:rPr>
+                  <m:t>(</m:t>
+                </m:r>
+                <m:r>
+                  <m:t>X</m:t>
+                </m:r>
+                <m:r>
+                  <m:rPr>
+                    <m:sty m:val="p"/>
+                  </m:rPr>
+                  <m:t>−</m:t>
+                </m:r>
+                <m:sSub>
                   <m:e>
-                    <m:d>
-                      <m:dPr>
-                        <m:begChr m:val="("/>
-                        <m:sepChr m:val=""/>
-                        <m:endChr m:val=")"/>
-                        <m:grow/>
-                      </m:dPr>
-                      <m:e>
-                        <m:r>
-                          <m:t>X</m:t>
-                        </m:r>
-                        <m:r>
-                          <m:rPr>
-                            <m:sty m:val="p"/>
-                          </m:rPr>
-                          <m:t>−</m:t>
-                        </m:r>
-                        <m:sSub>
-                          <m:e>
-                            <m:r>
-                              <m:t>μ</m:t>
-                            </m:r>
-                          </m:e>
-                          <m:sub>
-                            <m:r>
-                              <m:t>X</m:t>
-                            </m:r>
-                          </m:sub>
-                        </m:sSub>
-                      </m:e>
-                    </m:d>
-                    <m:d>
-                      <m:dPr>
-                        <m:begChr m:val="("/>
-                        <m:sepChr m:val=""/>
-                        <m:endChr m:val=")"/>
-                        <m:grow/>
-                      </m:dPr>
-                      <m:e>
-                        <m:r>
-                          <m:t>Y</m:t>
-                        </m:r>
-                        <m:r>
-                          <m:rPr>
-                            <m:sty m:val="p"/>
-                          </m:rPr>
-                          <m:t>−</m:t>
-                        </m:r>
-                        <m:sSub>
-                          <m:e>
-                            <m:r>
-                              <m:t>μ</m:t>
-                            </m:r>
-                          </m:e>
-                          <m:sub>
-                            <m:r>
-                              <m:t>Y</m:t>
-                            </m:r>
-                          </m:sub>
-                        </m:sSub>
-                      </m:e>
-                    </m:d>
+                    <m:r>
+                      <m:t>μ</m:t>
+                    </m:r>
                   </m:e>
-                </m:d>
+                  <m:sub>
+                    <m:r>
+                      <m:t>X</m:t>
+                    </m:r>
+                  </m:sub>
+                </m:sSub>
+                <m:r>
+                  <m:rPr>
+                    <m:sty m:val="p"/>
+                  </m:rPr>
+                  <m:t>)</m:t>
+                </m:r>
+                <m:r>
+                  <m:rPr>
+                    <m:sty m:val="p"/>
+                  </m:rPr>
+                  <m:t>(</m:t>
+                </m:r>
+                <m:r>
+                  <m:t>Y</m:t>
+                </m:r>
+                <m:r>
+                  <m:rPr>
+                    <m:sty m:val="p"/>
+                  </m:rPr>
+                  <m:t>−</m:t>
+                </m:r>
+                <m:sSub>
+                  <m:e>
+                    <m:r>
+                      <m:t>μ</m:t>
+                    </m:r>
+                  </m:e>
+                  <m:sub>
+                    <m:r>
+                      <m:t>Y</m:t>
+                    </m:r>
+                  </m:sub>
+                </m:sSub>
+                <m:r>
+                  <m:rPr>
+                    <m:sty m:val="p"/>
+                  </m:rPr>
+                  <m:t>)</m:t>
+                </m:r>
+                <m:r>
+                  <m:rPr>
+                    <m:sty m:val="p"/>
+                  </m:rPr>
+                  <m:t>)</m:t>
+                </m:r>
                 <m:r>
                   <m:rPr>
                     <m:sty m:val="p"/>
@@ -407,27 +415,29 @@
                 </m:r>
                 <m:r>
                   <m:rPr>
+                    <m:scr m:val="double-struck"/>
                     <m:sty m:val="p"/>
-                    <m:scr m:val="double-struck"/>
                   </m:rPr>
                   <m:t>E</m:t>
                 </m:r>
-                <m:d>
-                  <m:dPr>
-                    <m:begChr m:val="("/>
-                    <m:sepChr m:val=""/>
-                    <m:endChr m:val=")"/>
-                    <m:grow/>
-                  </m:dPr>
-                  <m:e>
-                    <m:r>
-                      <m:t>X</m:t>
-                    </m:r>
-                    <m:r>
-                      <m:t>Y</m:t>
-                    </m:r>
-                  </m:e>
-                </m:d>
+                <m:r>
+                  <m:rPr>
+                    <m:sty m:val="p"/>
+                  </m:rPr>
+                  <m:t>(</m:t>
+                </m:r>
+                <m:r>
+                  <m:t>X</m:t>
+                </m:r>
+                <m:r>
+                  <m:t>Y</m:t>
+                </m:r>
+                <m:r>
+                  <m:rPr>
+                    <m:sty m:val="p"/>
+                  </m:rPr>
+                  <m:t>)</m:t>
+                </m:r>
                 <m:r>
                   <m:rPr>
                     <m:sty m:val="p"/>
@@ -436,44 +446,48 @@
                 </m:r>
                 <m:r>
                   <m:rPr>
+                    <m:scr m:val="double-struck"/>
                     <m:sty m:val="p"/>
-                    <m:scr m:val="double-struck"/>
                   </m:rPr>
                   <m:t>E</m:t>
                 </m:r>
-                <m:d>
-                  <m:dPr>
-                    <m:begChr m:val="("/>
-                    <m:sepChr m:val=""/>
-                    <m:endChr m:val=")"/>
-                    <m:grow/>
-                  </m:dPr>
-                  <m:e>
-                    <m:r>
-                      <m:t>X</m:t>
-                    </m:r>
-                  </m:e>
-                </m:d>
                 <m:r>
                   <m:rPr>
                     <m:sty m:val="p"/>
+                  </m:rPr>
+                  <m:t>(</m:t>
+                </m:r>
+                <m:r>
+                  <m:t>X</m:t>
+                </m:r>
+                <m:r>
+                  <m:rPr>
+                    <m:sty m:val="p"/>
+                  </m:rPr>
+                  <m:t>)</m:t>
+                </m:r>
+                <m:r>
+                  <m:rPr>
                     <m:scr m:val="double-struck"/>
+                    <m:sty m:val="p"/>
                   </m:rPr>
                   <m:t>E</m:t>
                 </m:r>
-                <m:d>
-                  <m:dPr>
-                    <m:begChr m:val="("/>
-                    <m:sepChr m:val=""/>
-                    <m:endChr m:val=")"/>
-                    <m:grow/>
-                  </m:dPr>
-                  <m:e>
-                    <m:r>
-                      <m:t>Y</m:t>
-                    </m:r>
-                  </m:e>
-                </m:d>
+                <m:r>
+                  <m:rPr>
+                    <m:sty m:val="p"/>
+                  </m:rPr>
+                  <m:t>(</m:t>
+                </m:r>
+                <m:r>
+                  <m:t>Y</m:t>
+                </m:r>
+                <m:r>
+                  <m:rPr>
+                    <m:sty m:val="p"/>
+                  </m:rPr>
+                  <m:t>)</m:t>
+                </m:r>
               </m:oMath>
             </m:oMathPara>
           </w:p>
@@ -652,18 +666,18 @@
                 <wp:inline>
                   <wp:extent cx="152400" cy="152400"/>
                   <wp:effectExtent b="0" l="0" r="0" t="0"/>
-                  <wp:docPr descr="" title="" id="24" name="Picture"/>
+                  <wp:docPr descr="" title="" id="13" name="Picture"/>
                   <a:graphic>
                     <a:graphicData uri="http://schemas.openxmlformats.org/drawingml/2006/picture">
                       <pic:pic>
                         <pic:nvPicPr>
-                          <pic:cNvPr descr="/Applications/quarto/share/formats/docx/tip.png" id="25" name="Picture"/>
+                          <pic:cNvPr descr="/Applications/quarto/share/formats/docx/tip.png" id="14" name="Picture"/>
                           <pic:cNvPicPr>
                             <a:picLocks noChangeArrowheads="1" noChangeAspect="1"/>
                           </pic:cNvPicPr>
                         </pic:nvPicPr>
                         <pic:blipFill>
-                          <a:blip r:embed="rId23"/>
+                          <a:blip r:embed="rId12"/>
                           <a:stretch>
                             <a:fillRect/>
                           </a:stretch>
@@ -747,28 +761,30 @@
               <m:r>
                 <m:t>v</m:t>
               </m:r>
-              <m:d>
-                <m:dPr>
-                  <m:begChr m:val="("/>
-                  <m:sepChr m:val=""/>
-                  <m:endChr m:val=")"/>
-                  <m:grow/>
-                </m:dPr>
-                <m:e>
-                  <m:r>
-                    <m:t>X</m:t>
-                  </m:r>
-                  <m:r>
-                    <m:rPr>
-                      <m:sty m:val="p"/>
-                    </m:rPr>
-                    <m:t>,</m:t>
-                  </m:r>
-                  <m:r>
-                    <m:t>X</m:t>
-                  </m:r>
-                </m:e>
-              </m:d>
+              <m:r>
+                <m:rPr>
+                  <m:sty m:val="p"/>
+                </m:rPr>
+                <m:t>(</m:t>
+              </m:r>
+              <m:r>
+                <m:t>X</m:t>
+              </m:r>
+              <m:r>
+                <m:rPr>
+                  <m:sty m:val="p"/>
+                </m:rPr>
+                <m:t>,</m:t>
+              </m:r>
+              <m:r>
+                <m:t>X</m:t>
+              </m:r>
+              <m:r>
+                <m:rPr>
+                  <m:sty m:val="p"/>
+                </m:rPr>
+                <m:t>)</m:t>
+              </m:r>
               <m:r>
                 <m:rPr>
                   <m:sty m:val="p"/>
@@ -784,19 +800,21 @@
               <m:r>
                 <m:t>r</m:t>
               </m:r>
-              <m:d>
-                <m:dPr>
-                  <m:begChr m:val="("/>
-                  <m:sepChr m:val=""/>
-                  <m:endChr m:val=")"/>
-                  <m:grow/>
-                </m:dPr>
-                <m:e>
-                  <m:r>
-                    <m:t>X</m:t>
-                  </m:r>
-                </m:e>
-              </m:d>
+              <m:r>
+                <m:rPr>
+                  <m:sty m:val="p"/>
+                </m:rPr>
+                <m:t>(</m:t>
+              </m:r>
+              <m:r>
+                <m:t>X</m:t>
+              </m:r>
+              <m:r>
+                <m:rPr>
+                  <m:sty m:val="p"/>
+                </m:rPr>
+                <m:t>)</m:t>
+              </m:r>
             </m:oMath>
           </w:p>
           <w:p>
@@ -862,28 +880,30 @@
               <m:r>
                 <m:t>v</m:t>
               </m:r>
-              <m:d>
-                <m:dPr>
-                  <m:begChr m:val="("/>
-                  <m:sepChr m:val=""/>
-                  <m:endChr m:val=")"/>
-                  <m:grow/>
-                </m:dPr>
-                <m:e>
-                  <m:r>
-                    <m:t>X</m:t>
-                  </m:r>
-                  <m:r>
-                    <m:rPr>
-                      <m:sty m:val="p"/>
-                    </m:rPr>
-                    <m:t>,</m:t>
-                  </m:r>
-                  <m:r>
-                    <m:t>Y</m:t>
-                  </m:r>
-                </m:e>
-              </m:d>
+              <m:r>
+                <m:rPr>
+                  <m:sty m:val="p"/>
+                </m:rPr>
+                <m:t>(</m:t>
+              </m:r>
+              <m:r>
+                <m:t>X</m:t>
+              </m:r>
+              <m:r>
+                <m:rPr>
+                  <m:sty m:val="p"/>
+                </m:rPr>
+                <m:t>,</m:t>
+              </m:r>
+              <m:r>
+                <m:t>Y</m:t>
+              </m:r>
+              <m:r>
+                <m:rPr>
+                  <m:sty m:val="p"/>
+                </m:rPr>
+                <m:t>)</m:t>
+              </m:r>
               <m:r>
                 <m:rPr>
                   <m:sty m:val="p"/>
@@ -919,34 +939,36 @@
               <m:r>
                 <m:t>v</m:t>
               </m:r>
-              <m:d>
-                <m:dPr>
-                  <m:begChr m:val="("/>
-                  <m:sepChr m:val=""/>
-                  <m:endChr m:val=")"/>
-                  <m:grow/>
-                </m:dPr>
-                <m:e>
-                  <m:r>
-                    <m:t>a</m:t>
-                  </m:r>
-                  <m:r>
-                    <m:t>X</m:t>
-                  </m:r>
-                  <m:r>
-                    <m:rPr>
-                      <m:sty m:val="p"/>
-                    </m:rPr>
-                    <m:t>,</m:t>
-                  </m:r>
-                  <m:r>
-                    <m:t>b</m:t>
-                  </m:r>
-                  <m:r>
-                    <m:t>Y</m:t>
-                  </m:r>
-                </m:e>
-              </m:d>
+              <m:r>
+                <m:rPr>
+                  <m:sty m:val="p"/>
+                </m:rPr>
+                <m:t>(</m:t>
+              </m:r>
+              <m:r>
+                <m:t>a</m:t>
+              </m:r>
+              <m:r>
+                <m:t>X</m:t>
+              </m:r>
+              <m:r>
+                <m:rPr>
+                  <m:sty m:val="p"/>
+                </m:rPr>
+                <m:t>,</m:t>
+              </m:r>
+              <m:r>
+                <m:t>b</m:t>
+              </m:r>
+              <m:r>
+                <m:t>Y</m:t>
+              </m:r>
+              <m:r>
+                <m:rPr>
+                  <m:sty m:val="p"/>
+                </m:rPr>
+                <m:t>)</m:t>
+              </m:r>
               <m:r>
                 <m:rPr>
                   <m:sty m:val="p"/>
@@ -968,28 +990,30 @@
               <m:r>
                 <m:t>v</m:t>
               </m:r>
-              <m:d>
-                <m:dPr>
-                  <m:begChr m:val="("/>
-                  <m:sepChr m:val=""/>
-                  <m:endChr m:val=")"/>
-                  <m:grow/>
-                </m:dPr>
-                <m:e>
-                  <m:r>
-                    <m:t>X</m:t>
-                  </m:r>
-                  <m:r>
-                    <m:rPr>
-                      <m:sty m:val="p"/>
-                    </m:rPr>
-                    <m:t>,</m:t>
-                  </m:r>
-                  <m:r>
-                    <m:t>Y</m:t>
-                  </m:r>
-                </m:e>
-              </m:d>
+              <m:r>
+                <m:rPr>
+                  <m:sty m:val="p"/>
+                </m:rPr>
+                <m:t>(</m:t>
+              </m:r>
+              <m:r>
+                <m:t>X</m:t>
+              </m:r>
+              <m:r>
+                <m:rPr>
+                  <m:sty m:val="p"/>
+                </m:rPr>
+                <m:t>,</m:t>
+              </m:r>
+              <m:r>
+                <m:t>Y</m:t>
+              </m:r>
+              <m:r>
+                <m:rPr>
+                  <m:sty m:val="p"/>
+                </m:rPr>
+                <m:t>)</m:t>
+              </m:r>
             </m:oMath>
             <w:r>
               <w:t xml:space="preserve">, where</w:t>
@@ -1076,18 +1100,18 @@
                 <wp:inline>
                   <wp:extent cx="152400" cy="152400"/>
                   <wp:effectExtent b="0" l="0" r="0" t="0"/>
-                  <wp:docPr descr="" title="" id="26" name="Picture"/>
+                  <wp:docPr descr="" title="" id="15" name="Picture"/>
                   <a:graphic>
                     <a:graphicData uri="http://schemas.openxmlformats.org/drawingml/2006/picture">
                       <pic:pic>
                         <pic:nvPicPr>
-                          <pic:cNvPr descr="/Applications/quarto/share/formats/docx/note.png" id="27" name="Picture"/>
+                          <pic:cNvPr descr="/Applications/quarto/share/formats/docx/note.png" id="16" name="Picture"/>
                           <pic:cNvPicPr>
                             <a:picLocks noChangeArrowheads="1" noChangeAspect="1"/>
                           </pic:cNvPicPr>
                         </pic:nvPicPr>
                         <pic:blipFill>
-                          <a:blip r:embed="rId20"/>
+                          <a:blip r:embed="rId9"/>
                           <a:stretch>
                             <a:fillRect/>
                           </a:stretch>
@@ -1187,28 +1211,30 @@
                 <m:r>
                   <m:t>ρ</m:t>
                 </m:r>
-                <m:d>
-                  <m:dPr>
-                    <m:begChr m:val="("/>
-                    <m:sepChr m:val=""/>
-                    <m:endChr m:val=")"/>
-                    <m:grow/>
-                  </m:dPr>
-                  <m:e>
-                    <m:r>
-                      <m:t>X</m:t>
-                    </m:r>
-                    <m:r>
-                      <m:rPr>
-                        <m:sty m:val="p"/>
-                      </m:rPr>
-                      <m:t>,</m:t>
-                    </m:r>
-                    <m:r>
-                      <m:t>Y</m:t>
-                    </m:r>
-                  </m:e>
-                </m:d>
+                <m:r>
+                  <m:rPr>
+                    <m:sty m:val="p"/>
+                  </m:rPr>
+                  <m:t>(</m:t>
+                </m:r>
+                <m:r>
+                  <m:t>X</m:t>
+                </m:r>
+                <m:r>
+                  <m:rPr>
+                    <m:sty m:val="p"/>
+                  </m:rPr>
+                  <m:t>,</m:t>
+                </m:r>
+                <m:r>
+                  <m:t>Y</m:t>
+                </m:r>
+                <m:r>
+                  <m:rPr>
+                    <m:sty m:val="p"/>
+                  </m:rPr>
+                  <m:t>)</m:t>
+                </m:r>
                 <m:r>
                   <m:rPr>
                     <m:sty m:val="p"/>
@@ -1229,28 +1255,30 @@
                     <m:r>
                       <m:t>v</m:t>
                     </m:r>
-                    <m:d>
-                      <m:dPr>
-                        <m:begChr m:val="("/>
-                        <m:sepChr m:val=""/>
-                        <m:endChr m:val=")"/>
-                        <m:grow/>
-                      </m:dPr>
-                      <m:e>
-                        <m:r>
-                          <m:t>X</m:t>
-                        </m:r>
-                        <m:r>
-                          <m:rPr>
-                            <m:sty m:val="p"/>
-                          </m:rPr>
-                          <m:t>,</m:t>
-                        </m:r>
-                        <m:r>
-                          <m:t>Y</m:t>
-                        </m:r>
-                      </m:e>
-                    </m:d>
+                    <m:r>
+                      <m:rPr>
+                        <m:sty m:val="p"/>
+                      </m:rPr>
+                      <m:t>(</m:t>
+                    </m:r>
+                    <m:r>
+                      <m:t>X</m:t>
+                    </m:r>
+                    <m:r>
+                      <m:rPr>
+                        <m:sty m:val="p"/>
+                      </m:rPr>
+                      <m:t>,</m:t>
+                    </m:r>
+                    <m:r>
+                      <m:t>Y</m:t>
+                    </m:r>
+                    <m:r>
+                      <m:rPr>
+                        <m:sty m:val="p"/>
+                      </m:rPr>
+                      <m:t>)</m:t>
+                    </m:r>
                   </m:num>
                   <m:den>
                     <m:rad>
@@ -1268,19 +1296,21 @@
                         <m:r>
                           <m:t>r</m:t>
                         </m:r>
-                        <m:d>
-                          <m:dPr>
-                            <m:begChr m:val="("/>
-                            <m:sepChr m:val=""/>
-                            <m:endChr m:val=")"/>
-                            <m:grow/>
-                          </m:dPr>
-                          <m:e>
-                            <m:r>
-                              <m:t>X</m:t>
-                            </m:r>
-                          </m:e>
-                        </m:d>
+                        <m:r>
+                          <m:rPr>
+                            <m:sty m:val="p"/>
+                          </m:rPr>
+                          <m:t>(</m:t>
+                        </m:r>
+                        <m:r>
+                          <m:t>X</m:t>
+                        </m:r>
+                        <m:r>
+                          <m:rPr>
+                            <m:sty m:val="p"/>
+                          </m:rPr>
+                          <m:t>)</m:t>
+                        </m:r>
                         <m:r>
                           <m:t>V</m:t>
                         </m:r>
@@ -1290,19 +1320,21 @@
                         <m:r>
                           <m:t>r</m:t>
                         </m:r>
-                        <m:d>
-                          <m:dPr>
-                            <m:begChr m:val="("/>
-                            <m:sepChr m:val=""/>
-                            <m:endChr m:val=")"/>
-                            <m:grow/>
-                          </m:dPr>
-                          <m:e>
-                            <m:r>
-                              <m:t>Y</m:t>
-                            </m:r>
-                          </m:e>
-                        </m:d>
+                        <m:r>
+                          <m:rPr>
+                            <m:sty m:val="p"/>
+                          </m:rPr>
+                          <m:t>(</m:t>
+                        </m:r>
+                        <m:r>
+                          <m:t>Y</m:t>
+                        </m:r>
+                        <m:r>
+                          <m:rPr>
+                            <m:sty m:val="p"/>
+                          </m:rPr>
+                          <m:t>)</m:t>
+                        </m:r>
                       </m:e>
                     </m:rad>
                   </m:den>
@@ -1327,28 +1359,30 @@
                     <m:r>
                       <m:t>v</m:t>
                     </m:r>
-                    <m:d>
-                      <m:dPr>
-                        <m:begChr m:val="("/>
-                        <m:sepChr m:val=""/>
-                        <m:endChr m:val=")"/>
-                        <m:grow/>
-                      </m:dPr>
-                      <m:e>
-                        <m:r>
-                          <m:t>X</m:t>
-                        </m:r>
-                        <m:r>
-                          <m:rPr>
-                            <m:sty m:val="p"/>
-                          </m:rPr>
-                          <m:t>,</m:t>
-                        </m:r>
-                        <m:r>
-                          <m:t>Y</m:t>
-                        </m:r>
-                      </m:e>
-                    </m:d>
+                    <m:r>
+                      <m:rPr>
+                        <m:sty m:val="p"/>
+                      </m:rPr>
+                      <m:t>(</m:t>
+                    </m:r>
+                    <m:r>
+                      <m:t>X</m:t>
+                    </m:r>
+                    <m:r>
+                      <m:rPr>
+                        <m:sty m:val="p"/>
+                      </m:rPr>
+                      <m:t>,</m:t>
+                    </m:r>
+                    <m:r>
+                      <m:t>Y</m:t>
+                    </m:r>
+                    <m:r>
+                      <m:rPr>
+                        <m:sty m:val="p"/>
+                      </m:rPr>
+                      <m:t>)</m:t>
+                    </m:r>
                   </m:num>
                   <m:den>
                     <m:sSub>
@@ -1440,28 +1474,30 @@
               <m:r>
                 <m:t>v</m:t>
               </m:r>
-              <m:d>
-                <m:dPr>
-                  <m:begChr m:val="("/>
-                  <m:sepChr m:val=""/>
-                  <m:endChr m:val=")"/>
-                  <m:grow/>
-                </m:dPr>
-                <m:e>
-                  <m:r>
-                    <m:t>X</m:t>
-                  </m:r>
-                  <m:r>
-                    <m:rPr>
-                      <m:sty m:val="p"/>
-                    </m:rPr>
-                    <m:t>,</m:t>
-                  </m:r>
-                  <m:r>
-                    <m:t>Y</m:t>
-                  </m:r>
-                </m:e>
-              </m:d>
+              <m:r>
+                <m:rPr>
+                  <m:sty m:val="p"/>
+                </m:rPr>
+                <m:t>(</m:t>
+              </m:r>
+              <m:r>
+                <m:t>X</m:t>
+              </m:r>
+              <m:r>
+                <m:rPr>
+                  <m:sty m:val="p"/>
+                </m:rPr>
+                <m:t>,</m:t>
+              </m:r>
+              <m:r>
+                <m:t>Y</m:t>
+              </m:r>
+              <m:r>
+                <m:rPr>
+                  <m:sty m:val="p"/>
+                </m:rPr>
+                <m:t>)</m:t>
+              </m:r>
             </m:oMath>
             <w:r>
               <w:t xml:space="preserve"> </w:t>
@@ -1488,19 +1524,21 @@
               <m:r>
                 <m:t>r</m:t>
               </m:r>
-              <m:d>
-                <m:dPr>
-                  <m:begChr m:val="("/>
-                  <m:sepChr m:val=""/>
-                  <m:endChr m:val=")"/>
-                  <m:grow/>
-                </m:dPr>
-                <m:e>
-                  <m:r>
-                    <m:t>X</m:t>
-                  </m:r>
-                </m:e>
-              </m:d>
+              <m:r>
+                <m:rPr>
+                  <m:sty m:val="p"/>
+                </m:rPr>
+                <m:t>(</m:t>
+              </m:r>
+              <m:r>
+                <m:t>X</m:t>
+              </m:r>
+              <m:r>
+                <m:rPr>
+                  <m:sty m:val="p"/>
+                </m:rPr>
+                <m:t>)</m:t>
+              </m:r>
             </m:oMath>
             <w:r>
               <w:t xml:space="preserve"> </w:t>
@@ -1535,19 +1573,21 @@
               <m:r>
                 <m:t>r</m:t>
               </m:r>
-              <m:d>
-                <m:dPr>
-                  <m:begChr m:val="("/>
-                  <m:sepChr m:val=""/>
-                  <m:endChr m:val=")"/>
-                  <m:grow/>
-                </m:dPr>
-                <m:e>
-                  <m:r>
-                    <m:t>Y</m:t>
-                  </m:r>
-                </m:e>
-              </m:d>
+              <m:r>
+                <m:rPr>
+                  <m:sty m:val="p"/>
+                </m:rPr>
+                <m:t>(</m:t>
+              </m:r>
+              <m:r>
+                <m:t>Y</m:t>
+              </m:r>
+              <m:r>
+                <m:rPr>
+                  <m:sty m:val="p"/>
+                </m:rPr>
+                <m:t>)</m:t>
+              </m:r>
             </m:oMath>
             <w:r>
               <w:t xml:space="preserve"> </w:t>
@@ -1619,19 +1659,21 @@
                   <m:r>
                     <m:t>r</m:t>
                   </m:r>
-                  <m:d>
-                    <m:dPr>
-                      <m:begChr m:val="("/>
-                      <m:sepChr m:val=""/>
-                      <m:endChr m:val=")"/>
-                      <m:grow/>
-                    </m:dPr>
-                    <m:e>
-                      <m:r>
-                        <m:t>X</m:t>
-                      </m:r>
-                    </m:e>
-                  </m:d>
+                  <m:r>
+                    <m:rPr>
+                      <m:sty m:val="p"/>
+                    </m:rPr>
+                    <m:t>(</m:t>
+                  </m:r>
+                  <m:r>
+                    <m:t>X</m:t>
+                  </m:r>
+                  <m:r>
+                    <m:rPr>
+                      <m:sty m:val="p"/>
+                    </m:rPr>
+                    <m:t>)</m:t>
+                  </m:r>
                 </m:e>
               </m:rad>
               <m:r>
@@ -1712,19 +1754,21 @@
                   <m:r>
                     <m:t>r</m:t>
                   </m:r>
-                  <m:d>
-                    <m:dPr>
-                      <m:begChr m:val="("/>
-                      <m:sepChr m:val=""/>
-                      <m:endChr m:val=")"/>
-                      <m:grow/>
-                    </m:dPr>
-                    <m:e>
-                      <m:r>
-                        <m:t>Y</m:t>
-                      </m:r>
-                    </m:e>
-                  </m:d>
+                  <m:r>
+                    <m:rPr>
+                      <m:sty m:val="p"/>
+                    </m:rPr>
+                    <m:t>(</m:t>
+                  </m:r>
+                  <m:r>
+                    <m:t>Y</m:t>
+                  </m:r>
+                  <m:r>
+                    <m:rPr>
+                      <m:sty m:val="p"/>
+                    </m:rPr>
+                    <m:t>)</m:t>
+                  </m:r>
                 </m:e>
               </m:rad>
               <m:r>
@@ -1803,18 +1847,18 @@
                 <wp:inline>
                   <wp:extent cx="152400" cy="152400"/>
                   <wp:effectExtent b="0" l="0" r="0" t="0"/>
-                  <wp:docPr descr="" title="" id="28" name="Picture"/>
+                  <wp:docPr descr="" title="" id="17" name="Picture"/>
                   <a:graphic>
                     <a:graphicData uri="http://schemas.openxmlformats.org/drawingml/2006/picture">
                       <pic:pic>
                         <pic:nvPicPr>
-                          <pic:cNvPr descr="/Applications/quarto/share/formats/docx/tip.png" id="29" name="Picture"/>
+                          <pic:cNvPr descr="/Applications/quarto/share/formats/docx/tip.png" id="18" name="Picture"/>
                           <pic:cNvPicPr>
                             <a:picLocks noChangeArrowheads="1" noChangeAspect="1"/>
                           </pic:cNvPicPr>
                         </pic:nvPicPr>
                         <pic:blipFill>
-                          <a:blip r:embed="rId23"/>
+                          <a:blip r:embed="rId12"/>
                           <a:stretch>
                             <a:fillRect/>
                           </a:stretch>
@@ -1901,28 +1945,30 @@
                 <m:r>
                   <m:t>ρ</m:t>
                 </m:r>
-                <m:d>
-                  <m:dPr>
-                    <m:begChr m:val="("/>
-                    <m:sepChr m:val=""/>
-                    <m:endChr m:val=")"/>
-                    <m:grow/>
-                  </m:dPr>
-                  <m:e>
-                    <m:r>
-                      <m:t>X</m:t>
-                    </m:r>
-                    <m:r>
-                      <m:rPr>
-                        <m:sty m:val="p"/>
-                      </m:rPr>
-                      <m:t>,</m:t>
-                    </m:r>
-                    <m:r>
-                      <m:t>Y</m:t>
-                    </m:r>
-                  </m:e>
-                </m:d>
+                <m:r>
+                  <m:rPr>
+                    <m:sty m:val="p"/>
+                  </m:rPr>
+                  <m:t>(</m:t>
+                </m:r>
+                <m:r>
+                  <m:t>X</m:t>
+                </m:r>
+                <m:r>
+                  <m:rPr>
+                    <m:sty m:val="p"/>
+                  </m:rPr>
+                  <m:t>,</m:t>
+                </m:r>
+                <m:r>
+                  <m:t>Y</m:t>
+                </m:r>
+                <m:r>
+                  <m:rPr>
+                    <m:sty m:val="p"/>
+                  </m:rPr>
+                  <m:t>)</m:t>
+                </m:r>
                 <m:r>
                   <m:rPr>
                     <m:sty m:val="p"/>
@@ -1965,28 +2011,30 @@
               <m:r>
                 <m:t>ρ</m:t>
               </m:r>
-              <m:d>
-                <m:dPr>
-                  <m:begChr m:val="("/>
-                  <m:sepChr m:val=""/>
-                  <m:endChr m:val=")"/>
-                  <m:grow/>
-                </m:dPr>
-                <m:e>
-                  <m:r>
-                    <m:t>X</m:t>
-                  </m:r>
-                  <m:r>
-                    <m:rPr>
-                      <m:sty m:val="p"/>
-                    </m:rPr>
-                    <m:t>,</m:t>
-                  </m:r>
-                  <m:r>
-                    <m:t>Y</m:t>
-                  </m:r>
-                </m:e>
-              </m:d>
+              <m:r>
+                <m:rPr>
+                  <m:sty m:val="p"/>
+                </m:rPr>
+                <m:t>(</m:t>
+              </m:r>
+              <m:r>
+                <m:t>X</m:t>
+              </m:r>
+              <m:r>
+                <m:rPr>
+                  <m:sty m:val="p"/>
+                </m:rPr>
+                <m:t>,</m:t>
+              </m:r>
+              <m:r>
+                <m:t>Y</m:t>
+              </m:r>
+              <m:r>
+                <m:rPr>
+                  <m:sty m:val="p"/>
+                </m:rPr>
+                <m:t>)</m:t>
+              </m:r>
               <m:r>
                 <m:rPr>
                   <m:sty m:val="p"/>
@@ -2047,28 +2095,30 @@
               <m:r>
                 <m:t>ρ</m:t>
               </m:r>
-              <m:d>
-                <m:dPr>
-                  <m:begChr m:val="("/>
-                  <m:sepChr m:val=""/>
-                  <m:endChr m:val=")"/>
-                  <m:grow/>
-                </m:dPr>
-                <m:e>
-                  <m:r>
-                    <m:t>X</m:t>
-                  </m:r>
-                  <m:r>
-                    <m:rPr>
-                      <m:sty m:val="p"/>
-                    </m:rPr>
-                    <m:t>,</m:t>
-                  </m:r>
-                  <m:r>
-                    <m:t>Y</m:t>
-                  </m:r>
-                </m:e>
-              </m:d>
+              <m:r>
+                <m:rPr>
+                  <m:sty m:val="p"/>
+                </m:rPr>
+                <m:t>(</m:t>
+              </m:r>
+              <m:r>
+                <m:t>X</m:t>
+              </m:r>
+              <m:r>
+                <m:rPr>
+                  <m:sty m:val="p"/>
+                </m:rPr>
+                <m:t>,</m:t>
+              </m:r>
+              <m:r>
+                <m:t>Y</m:t>
+              </m:r>
+              <m:r>
+                <m:rPr>
+                  <m:sty m:val="p"/>
+                </m:rPr>
+                <m:t>)</m:t>
+              </m:r>
               <m:r>
                 <m:rPr>
                   <m:sty m:val="p"/>
@@ -2123,28 +2173,30 @@
               <m:r>
                 <m:t>ρ</m:t>
               </m:r>
-              <m:d>
-                <m:dPr>
-                  <m:begChr m:val="("/>
-                  <m:sepChr m:val=""/>
-                  <m:endChr m:val=")"/>
-                  <m:grow/>
-                </m:dPr>
-                <m:e>
-                  <m:r>
-                    <m:t>X</m:t>
-                  </m:r>
-                  <m:r>
-                    <m:rPr>
-                      <m:sty m:val="p"/>
-                    </m:rPr>
-                    <m:t>,</m:t>
-                  </m:r>
-                  <m:r>
-                    <m:t>Y</m:t>
-                  </m:r>
-                </m:e>
-              </m:d>
+              <m:r>
+                <m:rPr>
+                  <m:sty m:val="p"/>
+                </m:rPr>
+                <m:t>(</m:t>
+              </m:r>
+              <m:r>
+                <m:t>X</m:t>
+              </m:r>
+              <m:r>
+                <m:rPr>
+                  <m:sty m:val="p"/>
+                </m:rPr>
+                <m:t>,</m:t>
+              </m:r>
+              <m:r>
+                <m:t>Y</m:t>
+              </m:r>
+              <m:r>
+                <m:rPr>
+                  <m:sty m:val="p"/>
+                </m:rPr>
+                <m:t>)</m:t>
+              </m:r>
               <m:r>
                 <m:rPr>
                   <m:sty m:val="p"/>
@@ -2240,18 +2292,18 @@
                 <wp:inline>
                   <wp:extent cx="152400" cy="152400"/>
                   <wp:effectExtent b="0" l="0" r="0" t="0"/>
-                  <wp:docPr descr="" title="" id="31" name="Picture"/>
+                  <wp:docPr descr="" title="" id="20" name="Picture"/>
                   <a:graphic>
                     <a:graphicData uri="http://schemas.openxmlformats.org/drawingml/2006/picture">
                       <pic:pic>
                         <pic:nvPicPr>
-                          <pic:cNvPr descr="/Applications/quarto/share/formats/docx/important.png" id="32" name="Picture"/>
+                          <pic:cNvPr descr="/Applications/quarto/share/formats/docx/important.png" id="21" name="Picture"/>
                           <pic:cNvPicPr>
                             <a:picLocks noChangeArrowheads="1" noChangeAspect="1"/>
                           </pic:cNvPicPr>
                         </pic:nvPicPr>
                         <pic:blipFill>
-                          <a:blip r:embed="rId30"/>
+                          <a:blip r:embed="rId19"/>
                           <a:stretch>
                             <a:fillRect/>
                           </a:stretch>
@@ -2411,18 +2463,18 @@
                 <wp:inline>
                   <wp:extent cx="152400" cy="152400"/>
                   <wp:effectExtent b="0" l="0" r="0" t="0"/>
-                  <wp:docPr descr="" title="" id="33" name="Picture"/>
+                  <wp:docPr descr="" title="" id="22" name="Picture"/>
                   <a:graphic>
                     <a:graphicData uri="http://schemas.openxmlformats.org/drawingml/2006/picture">
                       <pic:pic>
                         <pic:nvPicPr>
-                          <pic:cNvPr descr="/Applications/quarto/share/formats/docx/note.png" id="34" name="Picture"/>
+                          <pic:cNvPr descr="/Applications/quarto/share/formats/docx/note.png" id="23" name="Picture"/>
                           <pic:cNvPicPr>
                             <a:picLocks noChangeArrowheads="1" noChangeAspect="1"/>
                           </pic:cNvPicPr>
                         </pic:nvPicPr>
                         <pic:blipFill>
-                          <a:blip r:embed="rId20"/>
+                          <a:blip r:embed="rId9"/>
                           <a:stretch>
                             <a:fillRect/>
                           </a:stretch>
@@ -2511,19 +2563,21 @@
                 <m:r>
                   <m:t>r</m:t>
                 </m:r>
-                <m:d>
-                  <m:dPr>
-                    <m:begChr m:val="("/>
-                    <m:sepChr m:val=""/>
-                    <m:endChr m:val=")"/>
-                    <m:grow/>
-                  </m:dPr>
-                  <m:e>
-                    <m:r>
-                      <m:t>X</m:t>
-                    </m:r>
-                  </m:e>
-                </m:d>
+                <m:r>
+                  <m:rPr>
+                    <m:sty m:val="p"/>
+                  </m:rPr>
+                  <m:t>(</m:t>
+                </m:r>
+                <m:r>
+                  <m:t>X</m:t>
+                </m:r>
+                <m:r>
+                  <m:rPr>
+                    <m:sty m:val="p"/>
+                  </m:rPr>
+                  <m:t>)</m:t>
+                </m:r>
                 <m:r>
                   <m:rPr>
                     <m:sty m:val="p"/>
@@ -2554,19 +2608,21 @@
                 <m:r>
                   <m:t>r</m:t>
                 </m:r>
-                <m:d>
-                  <m:dPr>
-                    <m:begChr m:val="("/>
-                    <m:sepChr m:val=""/>
-                    <m:endChr m:val=")"/>
-                    <m:grow/>
-                  </m:dPr>
-                  <m:e>
-                    <m:r>
-                      <m:t>Y</m:t>
-                    </m:r>
-                  </m:e>
-                </m:d>
+                <m:r>
+                  <m:rPr>
+                    <m:sty m:val="p"/>
+                  </m:rPr>
+                  <m:t>(</m:t>
+                </m:r>
+                <m:r>
+                  <m:t>Y</m:t>
+                </m:r>
+                <m:r>
+                  <m:rPr>
+                    <m:sty m:val="p"/>
+                  </m:rPr>
+                  <m:t>)</m:t>
+                </m:r>
                 <m:r>
                   <m:rPr>
                     <m:sty m:val="p"/>
@@ -2597,28 +2653,30 @@
                 <m:r>
                   <m:t>v</m:t>
                 </m:r>
-                <m:d>
-                  <m:dPr>
-                    <m:begChr m:val="("/>
-                    <m:sepChr m:val=""/>
-                    <m:endChr m:val=")"/>
-                    <m:grow/>
-                  </m:dPr>
-                  <m:e>
-                    <m:r>
-                      <m:t>X</m:t>
-                    </m:r>
-                    <m:r>
-                      <m:rPr>
-                        <m:sty m:val="p"/>
-                      </m:rPr>
-                      <m:t>,</m:t>
-                    </m:r>
-                    <m:r>
-                      <m:t>Y</m:t>
-                    </m:r>
-                  </m:e>
-                </m:d>
+                <m:r>
+                  <m:rPr>
+                    <m:sty m:val="p"/>
+                  </m:rPr>
+                  <m:t>(</m:t>
+                </m:r>
+                <m:r>
+                  <m:t>X</m:t>
+                </m:r>
+                <m:r>
+                  <m:rPr>
+                    <m:sty m:val="p"/>
+                  </m:rPr>
+                  <m:t>,</m:t>
+                </m:r>
+                <m:r>
+                  <m:t>Y</m:t>
+                </m:r>
+                <m:r>
+                  <m:rPr>
+                    <m:sty m:val="p"/>
+                  </m:rPr>
+                  <m:t>)</m:t>
+                </m:r>
                 <m:r>
                   <m:rPr>
                     <m:sty m:val="p"/>
@@ -2659,28 +2717,30 @@
                 <m:r>
                   <m:t>ρ</m:t>
                 </m:r>
-                <m:d>
-                  <m:dPr>
-                    <m:begChr m:val="("/>
-                    <m:sepChr m:val=""/>
-                    <m:endChr m:val=")"/>
-                    <m:grow/>
-                  </m:dPr>
-                  <m:e>
-                    <m:r>
-                      <m:t>X</m:t>
-                    </m:r>
-                    <m:r>
-                      <m:rPr>
-                        <m:sty m:val="p"/>
-                      </m:rPr>
-                      <m:t>,</m:t>
-                    </m:r>
-                    <m:r>
-                      <m:t>Y</m:t>
-                    </m:r>
-                  </m:e>
-                </m:d>
+                <m:r>
+                  <m:rPr>
+                    <m:sty m:val="p"/>
+                  </m:rPr>
+                  <m:t>(</m:t>
+                </m:r>
+                <m:r>
+                  <m:t>X</m:t>
+                </m:r>
+                <m:r>
+                  <m:rPr>
+                    <m:sty m:val="p"/>
+                  </m:rPr>
+                  <m:t>,</m:t>
+                </m:r>
+                <m:r>
+                  <m:t>Y</m:t>
+                </m:r>
+                <m:r>
+                  <m:rPr>
+                    <m:sty m:val="p"/>
+                  </m:rPr>
+                  <m:t>)</m:t>
+                </m:r>
                 <m:r>
                   <m:rPr>
                     <m:sty m:val="p"/>
@@ -2701,28 +2761,30 @@
                     <m:r>
                       <m:t>v</m:t>
                     </m:r>
-                    <m:d>
-                      <m:dPr>
-                        <m:begChr m:val="("/>
-                        <m:sepChr m:val=""/>
-                        <m:endChr m:val=")"/>
-                        <m:grow/>
-                      </m:dPr>
-                      <m:e>
-                        <m:r>
-                          <m:t>X</m:t>
-                        </m:r>
-                        <m:r>
-                          <m:rPr>
-                            <m:sty m:val="p"/>
-                          </m:rPr>
-                          <m:t>,</m:t>
-                        </m:r>
-                        <m:r>
-                          <m:t>Y</m:t>
-                        </m:r>
-                      </m:e>
-                    </m:d>
+                    <m:r>
+                      <m:rPr>
+                        <m:sty m:val="p"/>
+                      </m:rPr>
+                      <m:t>(</m:t>
+                    </m:r>
+                    <m:r>
+                      <m:t>X</m:t>
+                    </m:r>
+                    <m:r>
+                      <m:rPr>
+                        <m:sty m:val="p"/>
+                      </m:rPr>
+                      <m:t>,</m:t>
+                    </m:r>
+                    <m:r>
+                      <m:t>Y</m:t>
+                    </m:r>
+                    <m:r>
+                      <m:rPr>
+                        <m:sty m:val="p"/>
+                      </m:rPr>
+                      <m:t>)</m:t>
+                    </m:r>
                   </m:num>
                   <m:den>
                     <m:rad>
@@ -2740,19 +2802,21 @@
                         <m:r>
                           <m:t>r</m:t>
                         </m:r>
-                        <m:d>
-                          <m:dPr>
-                            <m:begChr m:val="("/>
-                            <m:sepChr m:val=""/>
-                            <m:endChr m:val=")"/>
-                            <m:grow/>
-                          </m:dPr>
-                          <m:e>
-                            <m:r>
-                              <m:t>X</m:t>
-                            </m:r>
-                          </m:e>
-                        </m:d>
+                        <m:r>
+                          <m:rPr>
+                            <m:sty m:val="p"/>
+                          </m:rPr>
+                          <m:t>(</m:t>
+                        </m:r>
+                        <m:r>
+                          <m:t>X</m:t>
+                        </m:r>
+                        <m:r>
+                          <m:rPr>
+                            <m:sty m:val="p"/>
+                          </m:rPr>
+                          <m:t>)</m:t>
+                        </m:r>
                         <m:r>
                           <m:t>V</m:t>
                         </m:r>
@@ -2762,19 +2826,21 @@
                         <m:r>
                           <m:t>r</m:t>
                         </m:r>
-                        <m:d>
-                          <m:dPr>
-                            <m:begChr m:val="("/>
-                            <m:sepChr m:val=""/>
-                            <m:endChr m:val=")"/>
-                            <m:grow/>
-                          </m:dPr>
-                          <m:e>
-                            <m:r>
-                              <m:t>Y</m:t>
-                            </m:r>
-                          </m:e>
-                        </m:d>
+                        <m:r>
+                          <m:rPr>
+                            <m:sty m:val="p"/>
+                          </m:rPr>
+                          <m:t>(</m:t>
+                        </m:r>
+                        <m:r>
+                          <m:t>Y</m:t>
+                        </m:r>
+                        <m:r>
+                          <m:rPr>
+                            <m:sty m:val="p"/>
+                          </m:rPr>
+                          <m:t>)</m:t>
+                        </m:r>
                       </m:e>
                     </m:rad>
                   </m:den>
@@ -2889,18 +2955,18 @@
                 <wp:inline>
                   <wp:extent cx="152400" cy="152400"/>
                   <wp:effectExtent b="0" l="0" r="0" t="0"/>
-                  <wp:docPr descr="" title="" id="35" name="Picture"/>
+                  <wp:docPr descr="" title="" id="24" name="Picture"/>
                   <a:graphic>
                     <a:graphicData uri="http://schemas.openxmlformats.org/drawingml/2006/picture">
                       <pic:pic>
                         <pic:nvPicPr>
-                          <pic:cNvPr descr="/Applications/quarto/share/formats/docx/important.png" id="36" name="Picture"/>
+                          <pic:cNvPr descr="/Applications/quarto/share/formats/docx/important.png" id="25" name="Picture"/>
                           <pic:cNvPicPr>
                             <a:picLocks noChangeArrowheads="1" noChangeAspect="1"/>
                           </pic:cNvPicPr>
                         </pic:nvPicPr>
                         <pic:blipFill>
-                          <a:blip r:embed="rId30"/>
+                          <a:blip r:embed="rId19"/>
                           <a:stretch>
                             <a:fillRect/>
                           </a:stretch>
@@ -2980,9 +3046,9 @@
         </w:tc>
       </w:tr>
     </w:tbl>
-    <w:bookmarkEnd w:id="37"/>
-    <w:bookmarkEnd w:id="38"/>
-    <w:bookmarkStart w:id="45" w:name="further-reading"/>
+    <w:bookmarkEnd w:id="26"/>
+    <w:bookmarkEnd w:id="27"/>
+    <w:bookmarkStart w:id="34" w:name="further-reading"/>
     <w:p>
       <w:pPr>
         <w:pStyle w:val="Heading1"/>
@@ -2995,7 +3061,7 @@
       <w:pPr>
         <w:pStyle w:val="FirstParagraph"/>
       </w:pPr>
-      <w:hyperlink r:id="rId39">
+      <w:hyperlink r:id="rId28">
         <w:r>
           <w:rPr>
             <w:rStyle w:val="Hyperlink"/>
@@ -3006,7 +3072,7 @@
       <w:r>
         <w:t xml:space="preserve"> </w:t>
       </w:r>
-      <w:hyperlink r:id="rId40">
+      <w:hyperlink r:id="rId29">
         <w:r>
           <w:rPr>
             <w:rStyle w:val="Hyperlink"/>
@@ -3017,7 +3083,7 @@
       <w:r>
         <w:t xml:space="preserve"> </w:t>
       </w:r>
-      <w:hyperlink r:id="rId41">
+      <w:hyperlink r:id="rId30">
         <w:r>
           <w:rPr>
             <w:rStyle w:val="Hyperlink"/>
@@ -3028,7 +3094,7 @@
       <w:r>
         <w:t xml:space="preserve"> </w:t>
       </w:r>
-      <w:hyperlink r:id="rId42">
+      <w:hyperlink r:id="rId31">
         <w:r>
           <w:rPr>
             <w:rStyle w:val="Hyperlink"/>
@@ -3037,7 +3103,7 @@
         </w:r>
       </w:hyperlink>
     </w:p>
-    <w:bookmarkStart w:id="44" w:name="version-history"/>
+    <w:bookmarkStart w:id="33" w:name="version-history"/>
     <w:p>
       <w:pPr>
         <w:pStyle w:val="Heading2"/>
@@ -3058,7 +3124,7 @@
       <w:pPr>
         <w:pStyle w:val="BodyText"/>
       </w:pPr>
-      <w:hyperlink r:id="rId43">
+      <w:hyperlink r:id="rId32">
         <w:r>
           <w:rPr>
             <w:rStyle w:val="Hyperlink"/>
@@ -3067,8 +3133,8 @@
         </w:r>
       </w:hyperlink>
     </w:p>
-    <w:bookmarkEnd w:id="44"/>
-    <w:bookmarkEnd w:id="45"/>
+    <w:bookmarkEnd w:id="33"/>
+    <w:bookmarkEnd w:id="34"/>
     <w:sectPr>
       <w:pgSz w:h="15840" w:w="12240"/>
       <w:pgMar w:bottom="1440" w:footer="720" w:gutter="0" w:header="720" w:left="1440" w:right="1440" w:top="1440"/>
